--- a/examples/autoencoder/doc/06_autoenc_variational_e.docx
+++ b/examples/autoencoder/doc/06_autoenc_variational_e.docx
@@ -73,6 +73,45 @@
       </w:pPr>
       <w:r>
         <w:rPr>
+          <w:rStyle w:val="FunctionTok"/>
+        </w:rPr>
+        <w:t xml:space="preserve">source</w:t>
+      </w:r>
+      <w:r>
+        <w:rPr>
+          <w:rStyle w:val="NormalTok"/>
+        </w:rPr>
+        <w:t xml:space="preserve">(</w:t>
+      </w:r>
+      <w:r>
+        <w:rPr>
+          <w:rStyle w:val="FunctionTok"/>
+        </w:rPr>
+        <w:t xml:space="preserve">url</w:t>
+      </w:r>
+      <w:r>
+        <w:rPr>
+          <w:rStyle w:val="NormalTok"/>
+        </w:rPr>
+        <w:t xml:space="preserve">(</w:t>
+      </w:r>
+      <w:r>
+        <w:rPr>
+          <w:rStyle w:val="StringTok"/>
+        </w:rPr>
+        <w:t xml:space="preserve">"https://raw.githubusercontent.com/cefet-rj-dal/daltoolboxdp/main/examples/seed.R"</w:t>
+      </w:r>
+      <w:r>
+        <w:rPr>
+          <w:rStyle w:val="NormalTok"/>
+        </w:rPr>
+        <w:t xml:space="preserve">))</w:t>
+      </w:r>
+      <w:r>
+        <w:br/>
+      </w:r>
+      <w:r>
+        <w:rPr>
           <w:rStyle w:val="CommentTok"/>
         </w:rPr>
         <w:t xml:space="preserve"># Installing example dependencies (if needed)</w:t>
@@ -417,6 +456,21 @@
       </w:r>
       <w:r>
         <w:rPr>
+          <w:rStyle w:val="FunctionTok"/>
+        </w:rPr>
+        <w:t xml:space="preserve">set_example_seed</w:t>
+      </w:r>
+      <w:r>
+        <w:rPr>
+          <w:rStyle w:val="NormalTok"/>
+        </w:rPr>
+        <w:t xml:space="preserve">()</w:t>
+      </w:r>
+      <w:r>
+        <w:br/>
+      </w:r>
+      <w:r>
+        <w:rPr>
           <w:rStyle w:val="NormalTok"/>
         </w:rPr>
         <w:t xml:space="preserve">preproc </w:t>
@@ -807,6 +861,21 @@
           <w:rStyle w:val="CommentTok"/>
         </w:rPr>
         <w:t xml:space="preserve"># Training the model</w:t>
+      </w:r>
+      <w:r>
+        <w:br/>
+      </w:r>
+      <w:r>
+        <w:rPr>
+          <w:rStyle w:val="FunctionTok"/>
+        </w:rPr>
+        <w:t xml:space="preserve">set_example_seed</w:t>
+      </w:r>
+      <w:r>
+        <w:rPr>
+          <w:rStyle w:val="NormalTok"/>
+        </w:rPr>
+        <w:t xml:space="preserve">()</w:t>
       </w:r>
       <w:r>
         <w:br/>
@@ -1624,7 +1693,7 @@
               <a:graphicData uri="http://schemas.openxmlformats.org/drawingml/2006/picture">
                 <pic:pic>
                   <pic:nvPicPr>
-                    <pic:cNvPr descr="/home/gpca/daltoolboxdp/examples/autoencoder/doc/06_autoenc_variational_e_files/0329c60df7bb2c7e0c5a750840a5cadc001c7191.png" id="11" name="Picture"/>
+                    <pic:cNvPr descr="/home/gpca/daltoolboxdp/examples/autoencoder/doc/06_autoenc_variational_e_files/44dd06ee81e3e9d23be44c822c4942bb7611c463.png" id="11" name="Picture"/>
                     <pic:cNvPicPr>
                       <a:picLocks noChangeArrowheads="1" noChangeAspect="1"/>
                     </pic:cNvPicPr>
@@ -1839,61 +1908,61 @@
         <w:rPr>
           <w:rStyle w:val="VerbatimChar"/>
         </w:rPr>
-        <w:t xml:space="preserve">##              [,1]       [,2]      [,3]       [,4]         [,5]        [,6]</w:t>
-      </w:r>
-      <w:r>
-        <w:br/>
-      </w:r>
-      <w:r>
-        <w:rPr>
-          <w:rStyle w:val="VerbatimChar"/>
-        </w:rPr>
-        <w:t xml:space="preserve">## [1,] -0.090390243 -0.2746773 0.2619953 0.05519932  0.018213168 -0.01911818</w:t>
-      </w:r>
-      <w:r>
-        <w:br/>
-      </w:r>
-      <w:r>
-        <w:rPr>
-          <w:rStyle w:val="VerbatimChar"/>
-        </w:rPr>
-        <w:t xml:space="preserve">## [2,] -0.044205926 -0.2996333 0.3299381 0.05406546  0.016730636 -0.02071471</w:t>
-      </w:r>
-      <w:r>
-        <w:br/>
-      </w:r>
-      <w:r>
-        <w:rPr>
-          <w:rStyle w:val="VerbatimChar"/>
-        </w:rPr>
-        <w:t xml:space="preserve">## [3,]  0.007998351 -0.3009213 0.3756418 0.05000445  0.013096467 -0.02301618</w:t>
-      </w:r>
-      <w:r>
-        <w:br/>
-      </w:r>
-      <w:r>
-        <w:rPr>
-          <w:rStyle w:val="VerbatimChar"/>
-        </w:rPr>
-        <w:t xml:space="preserve">## [4,]  0.057877213 -0.2797590 0.3943878 0.04487964  0.007571995 -0.02626612</w:t>
-      </w:r>
-      <w:r>
-        <w:br/>
-      </w:r>
-      <w:r>
-        <w:rPr>
-          <w:rStyle w:val="VerbatimChar"/>
-        </w:rPr>
-        <w:t xml:space="preserve">## [5,]  0.105991349 -0.2374633 0.3871393 0.03753505  0.002021387 -0.02749852</w:t>
-      </w:r>
-      <w:r>
-        <w:br/>
-      </w:r>
-      <w:r>
-        <w:rPr>
-          <w:rStyle w:val="VerbatimChar"/>
-        </w:rPr>
-        <w:t xml:space="preserve">## [6,]  0.148972183 -0.1765156 0.3551162 0.02769797 -0.002698153 -0.02655106</w:t>
+        <w:t xml:space="preserve">##            [,1]       [,2]       [,3]        [,4]          [,5]          [,6]</w:t>
+      </w:r>
+      <w:r>
+        <w:br/>
+      </w:r>
+      <w:r>
+        <w:rPr>
+          <w:rStyle w:val="VerbatimChar"/>
+        </w:rPr>
+        <w:t xml:space="preserve">## [1,] -0.1587287 -0.2147984 -0.2149044 -0.02928344 -1.133420e-03  0.0001546256</w:t>
+      </w:r>
+      <w:r>
+        <w:br/>
+      </w:r>
+      <w:r>
+        <w:rPr>
+          <w:rStyle w:val="VerbatimChar"/>
+        </w:rPr>
+        <w:t xml:space="preserve">## [2,] -0.1840510 -0.2540534 -0.2568787 -0.03164933  3.829911e-03 -0.0018734634</w:t>
+      </w:r>
+      <w:r>
+        <w:br/>
+      </w:r>
+      <w:r>
+        <w:rPr>
+          <w:rStyle w:val="VerbatimChar"/>
+        </w:rPr>
+        <w:t xml:space="preserve">## [3,] -0.1951965 -0.2730957 -0.2802375 -0.03364404  6.409667e-03 -0.0035988595</w:t>
+      </w:r>
+      <w:r>
+        <w:br/>
+      </w:r>
+      <w:r>
+        <w:rPr>
+          <w:rStyle w:val="VerbatimChar"/>
+        </w:rPr>
+        <w:t xml:space="preserve">## [4,] -0.1882526 -0.2688529 -0.2819935 -0.03513510  5.773678e-03 -0.0045520756</w:t>
+      </w:r>
+      <w:r>
+        <w:br/>
+      </w:r>
+      <w:r>
+        <w:rPr>
+          <w:rStyle w:val="VerbatimChar"/>
+        </w:rPr>
+        <w:t xml:space="preserve">## [5,] -0.1660521 -0.2429923 -0.2612343 -0.03403335  3.712982e-03 -0.0059001483</w:t>
+      </w:r>
+      <w:r>
+        <w:br/>
+      </w:r>
+      <w:r>
+        <w:rPr>
+          <w:rStyle w:val="VerbatimChar"/>
+        </w:rPr>
+        <w:t xml:space="preserve">## [6,] -0.1323544 -0.1988099 -0.2207219 -0.03155528  4.784018e-05 -0.0069676861</w:t>
       </w:r>
     </w:p>
     <w:p>

--- a/examples/autoencoder/doc/06_autoenc_variational_e.docx
+++ b/examples/autoencoder/doc/06_autoenc_variational_e.docx
@@ -1693,7 +1693,7 @@
               <a:graphicData uri="http://schemas.openxmlformats.org/drawingml/2006/picture">
                 <pic:pic>
                   <pic:nvPicPr>
-                    <pic:cNvPr descr="/home/gpca/daltoolboxdp/examples/autoencoder/doc/06_autoenc_variational_e_files/44dd06ee81e3e9d23be44c822c4942bb7611c463.png" id="11" name="Picture"/>
+                    <pic:cNvPr descr="C:\Git\dal\daltoolboxdp\examples\autoencoder\doc\06_autoenc_variational_e_files/89634f90e97897bdbaab1de8af2a22f1803ded14.png" id="11" name="Picture"/>
                     <pic:cNvPicPr>
                       <a:picLocks noChangeArrowheads="1" noChangeAspect="1"/>
                     </pic:cNvPicPr>
@@ -1917,52 +1917,52 @@
         <w:rPr>
           <w:rStyle w:val="VerbatimChar"/>
         </w:rPr>
-        <w:t xml:space="preserve">## [1,] -0.1587287 -0.2147984 -0.2149044 -0.02928344 -1.133420e-03  0.0001546256</w:t>
-      </w:r>
-      <w:r>
-        <w:br/>
-      </w:r>
-      <w:r>
-        <w:rPr>
-          <w:rStyle w:val="VerbatimChar"/>
-        </w:rPr>
-        <w:t xml:space="preserve">## [2,] -0.1840510 -0.2540534 -0.2568787 -0.03164933  3.829911e-03 -0.0018734634</w:t>
-      </w:r>
-      <w:r>
-        <w:br/>
-      </w:r>
-      <w:r>
-        <w:rPr>
-          <w:rStyle w:val="VerbatimChar"/>
-        </w:rPr>
-        <w:t xml:space="preserve">## [3,] -0.1951965 -0.2730957 -0.2802375 -0.03364404  6.409667e-03 -0.0035988595</w:t>
-      </w:r>
-      <w:r>
-        <w:br/>
-      </w:r>
-      <w:r>
-        <w:rPr>
-          <w:rStyle w:val="VerbatimChar"/>
-        </w:rPr>
-        <w:t xml:space="preserve">## [4,] -0.1882526 -0.2688529 -0.2819935 -0.03513510  5.773678e-03 -0.0045520756</w:t>
-      </w:r>
-      <w:r>
-        <w:br/>
-      </w:r>
-      <w:r>
-        <w:rPr>
-          <w:rStyle w:val="VerbatimChar"/>
-        </w:rPr>
-        <w:t xml:space="preserve">## [5,] -0.1660521 -0.2429923 -0.2612343 -0.03403335  3.712982e-03 -0.0059001483</w:t>
-      </w:r>
-      <w:r>
-        <w:br/>
-      </w:r>
-      <w:r>
-        <w:rPr>
-          <w:rStyle w:val="VerbatimChar"/>
-        </w:rPr>
-        <w:t xml:space="preserve">## [6,] -0.1323544 -0.1988099 -0.2207219 -0.03155528  4.784018e-05 -0.0069676861</w:t>
+        <w:t xml:space="preserve">## [1,] -0.1587287 -0.2147984 -0.2149044 -0.02928342 -1.133375e-03  0.0001546256</w:t>
+      </w:r>
+      <w:r>
+        <w:br/>
+      </w:r>
+      <w:r>
+        <w:rPr>
+          <w:rStyle w:val="VerbatimChar"/>
+        </w:rPr>
+        <w:t xml:space="preserve">## [2,] -0.1840511 -0.2540535 -0.2568787 -0.03164938  3.829867e-03 -0.0018734112</w:t>
+      </w:r>
+      <w:r>
+        <w:br/>
+      </w:r>
+      <w:r>
+        <w:rPr>
+          <w:rStyle w:val="VerbatimChar"/>
+        </w:rPr>
+        <w:t xml:space="preserve">## [3,] -0.1951965 -0.2730957 -0.2802376 -0.03364405  6.409653e-03 -0.0035988372</w:t>
+      </w:r>
+      <w:r>
+        <w:br/>
+      </w:r>
+      <w:r>
+        <w:rPr>
+          <w:rStyle w:val="VerbatimChar"/>
+        </w:rPr>
+        <w:t xml:space="preserve">## [4,] -0.1882526 -0.2688529 -0.2819935 -0.03513515  5.773686e-03 -0.0045520514</w:t>
+      </w:r>
+      <w:r>
+        <w:br/>
+      </w:r>
+      <w:r>
+        <w:rPr>
+          <w:rStyle w:val="VerbatimChar"/>
+        </w:rPr>
+        <w:t xml:space="preserve">## [5,] -0.1660521 -0.2429924 -0.2612343 -0.03403338  3.712974e-03 -0.0059001129</w:t>
+      </w:r>
+      <w:r>
+        <w:br/>
+      </w:r>
+      <w:r>
+        <w:rPr>
+          <w:rStyle w:val="VerbatimChar"/>
+        </w:rPr>
+        <w:t xml:space="preserve">## [6,] -0.1323544 -0.1988098 -0.2207219 -0.03155534  4.779547e-05 -0.0069676470</w:t>
       </w:r>
     </w:p>
     <w:p>

--- a/examples/autoencoder/doc/06_autoenc_variational_e.docx
+++ b/examples/autoencoder/doc/06_autoenc_variational_e.docx
@@ -1693,7 +1693,7 @@
               <a:graphicData uri="http://schemas.openxmlformats.org/drawingml/2006/picture">
                 <pic:pic>
                   <pic:nvPicPr>
-                    <pic:cNvPr descr="C:\Git\dal\daltoolboxdp\examples\autoencoder\doc\06_autoenc_variational_e_files/89634f90e97897bdbaab1de8af2a22f1803ded14.png" id="11" name="Picture"/>
+                    <pic:cNvPr descr="/home/gpca/daltoolboxdp/examples/autoencoder/doc/06_autoenc_variational_e_files/44dd06ee81e3e9d23be44c822c4942bb7611c463.png" id="11" name="Picture"/>
                     <pic:cNvPicPr>
                       <a:picLocks noChangeArrowheads="1" noChangeAspect="1"/>
                     </pic:cNvPicPr>
@@ -1917,52 +1917,52 @@
         <w:rPr>
           <w:rStyle w:val="VerbatimChar"/>
         </w:rPr>
-        <w:t xml:space="preserve">## [1,] -0.1587287 -0.2147984 -0.2149044 -0.02928342 -1.133375e-03  0.0001546256</w:t>
-      </w:r>
-      <w:r>
-        <w:br/>
-      </w:r>
-      <w:r>
-        <w:rPr>
-          <w:rStyle w:val="VerbatimChar"/>
-        </w:rPr>
-        <w:t xml:space="preserve">## [2,] -0.1840511 -0.2540535 -0.2568787 -0.03164938  3.829867e-03 -0.0018734112</w:t>
-      </w:r>
-      <w:r>
-        <w:br/>
-      </w:r>
-      <w:r>
-        <w:rPr>
-          <w:rStyle w:val="VerbatimChar"/>
-        </w:rPr>
-        <w:t xml:space="preserve">## [3,] -0.1951965 -0.2730957 -0.2802376 -0.03364405  6.409653e-03 -0.0035988372</w:t>
-      </w:r>
-      <w:r>
-        <w:br/>
-      </w:r>
-      <w:r>
-        <w:rPr>
-          <w:rStyle w:val="VerbatimChar"/>
-        </w:rPr>
-        <w:t xml:space="preserve">## [4,] -0.1882526 -0.2688529 -0.2819935 -0.03513515  5.773686e-03 -0.0045520514</w:t>
-      </w:r>
-      <w:r>
-        <w:br/>
-      </w:r>
-      <w:r>
-        <w:rPr>
-          <w:rStyle w:val="VerbatimChar"/>
-        </w:rPr>
-        <w:t xml:space="preserve">## [5,] -0.1660521 -0.2429924 -0.2612343 -0.03403338  3.712974e-03 -0.0059001129</w:t>
-      </w:r>
-      <w:r>
-        <w:br/>
-      </w:r>
-      <w:r>
-        <w:rPr>
-          <w:rStyle w:val="VerbatimChar"/>
-        </w:rPr>
-        <w:t xml:space="preserve">## [6,] -0.1323544 -0.1988098 -0.2207219 -0.03155534  4.779547e-05 -0.0069676470</w:t>
+        <w:t xml:space="preserve">## [1,] -0.1587287 -0.2147984 -0.2149044 -0.02928344 -1.133420e-03  0.0001546256</w:t>
+      </w:r>
+      <w:r>
+        <w:br/>
+      </w:r>
+      <w:r>
+        <w:rPr>
+          <w:rStyle w:val="VerbatimChar"/>
+        </w:rPr>
+        <w:t xml:space="preserve">## [2,] -0.1840510 -0.2540534 -0.2568787 -0.03164933  3.829911e-03 -0.0018734634</w:t>
+      </w:r>
+      <w:r>
+        <w:br/>
+      </w:r>
+      <w:r>
+        <w:rPr>
+          <w:rStyle w:val="VerbatimChar"/>
+        </w:rPr>
+        <w:t xml:space="preserve">## [3,] -0.1951965 -0.2730957 -0.2802375 -0.03364404  6.409667e-03 -0.0035988595</w:t>
+      </w:r>
+      <w:r>
+        <w:br/>
+      </w:r>
+      <w:r>
+        <w:rPr>
+          <w:rStyle w:val="VerbatimChar"/>
+        </w:rPr>
+        <w:t xml:space="preserve">## [4,] -0.1882526 -0.2688529 -0.2819935 -0.03513510  5.773678e-03 -0.0045520756</w:t>
+      </w:r>
+      <w:r>
+        <w:br/>
+      </w:r>
+      <w:r>
+        <w:rPr>
+          <w:rStyle w:val="VerbatimChar"/>
+        </w:rPr>
+        <w:t xml:space="preserve">## [5,] -0.1660521 -0.2429923 -0.2612343 -0.03403335  3.712982e-03 -0.0059001483</w:t>
+      </w:r>
+      <w:r>
+        <w:br/>
+      </w:r>
+      <w:r>
+        <w:rPr>
+          <w:rStyle w:val="VerbatimChar"/>
+        </w:rPr>
+        <w:t xml:space="preserve">## [6,] -0.1323544 -0.1988099 -0.2207219 -0.03155528  4.784018e-05 -0.0069676861</w:t>
       </w:r>
     </w:p>
     <w:p>
